--- a/specs/Dynamic_Diagnostic_Implementation_Spec_v10.docx
+++ b/specs/Dynamic_Diagnostic_Implementation_Spec_v10.docx
@@ -1339,10 +1339,7 @@
         <w:pStyle w:val="BodyText"/>
       </w:pPr>
       <w:r>
-        <w:t xml:space="preserve">Please note that the Numbers operation has been dropped from the Dynamic Diagnostic, since place-value misconceptions </w:t>
-      </w:r>
-      <w:r>
-        <w:t>(the main thing Numbers questions assess) can still be identified after the diagnostic, from learners' answers on other operations.</w:t>
+        <w:t>Please note that the Numbers operation has been dropped from the Dynamic Diagnostic, since place-value misconceptions (the main thing Numbers questions assess) can still be identified after the diagnostic, from learners' answers on other operations.</w:t>
       </w:r>
     </w:p>
     <w:p>
@@ -1391,7 +1388,6 @@
       <w:r>
         <w:t xml:space="preserve"> or </w:t>
       </w:r>
-      <w:proofErr w:type="spellStart"/>
       <w:r>
         <w:rPr>
           <w:rFonts w:ascii="Consolas" w:hAnsi="Consolas"/>
@@ -1400,7 +1396,6 @@
         </w:rPr>
         <w:t>confident_not_mastered</w:t>
       </w:r>
-      <w:proofErr w:type="spellEnd"/>
       <w:r>
         <w:t xml:space="preserve"> in the Dynamic Diagnostic (i.e., </w:t>
       </w:r>
@@ -1422,7 +1417,6 @@
       <w:r>
         <w:t xml:space="preserve"> is either </w:t>
       </w:r>
-      <w:proofErr w:type="spellStart"/>
       <w:r>
         <w:rPr>
           <w:rFonts w:ascii="Consolas" w:hAnsi="Consolas"/>
@@ -1431,11 +1425,9 @@
         </w:rPr>
         <w:t>take_maind_diagnostic</w:t>
       </w:r>
-      <w:proofErr w:type="spellEnd"/>
       <w:r>
         <w:t xml:space="preserve"> or </w:t>
       </w:r>
-      <w:proofErr w:type="spellStart"/>
       <w:r>
         <w:rPr>
           <w:rFonts w:ascii="Consolas" w:hAnsi="Consolas"/>
@@ -1444,17 +1436,8 @@
         </w:rPr>
         <w:t>take_maind_confirmation</w:t>
       </w:r>
-      <w:proofErr w:type="spellEnd"/>
-      <w:r>
-        <w:t xml:space="preserve">), then the learner needs to take the </w:t>
-      </w:r>
-      <w:proofErr w:type="spellStart"/>
-      <w:r>
-        <w:t>MainD</w:t>
-      </w:r>
-      <w:proofErr w:type="spellEnd"/>
-      <w:r>
-        <w:t xml:space="preserve"> for both </w:t>
+      <w:r>
+        <w:t xml:space="preserve">), then the learner needs to take the MainD for both </w:t>
       </w:r>
       <w:r>
         <w:t>‘</w:t>
@@ -1504,7 +1487,6 @@
       <w:r>
         <w:t xml:space="preserve"> is </w:t>
       </w:r>
-      <w:proofErr w:type="spellStart"/>
       <w:r>
         <w:rPr>
           <w:rFonts w:ascii="Consolas" w:hAnsi="Consolas"/>
@@ -1513,7 +1495,6 @@
         </w:rPr>
         <w:t>confident_mastered</w:t>
       </w:r>
-      <w:proofErr w:type="spellEnd"/>
       <w:r>
         <w:t xml:space="preserve"> in the Dynamic Diagnostic (i.e., recommendation for </w:t>
       </w:r>
@@ -1529,7 +1510,6 @@
       <w:r>
         <w:t xml:space="preserve"> is </w:t>
       </w:r>
-      <w:proofErr w:type="spellStart"/>
       <w:r>
         <w:rPr>
           <w:rFonts w:ascii="Consolas" w:hAnsi="Consolas"/>
@@ -1538,17 +1518,14 @@
         </w:rPr>
         <w:t>skip_maind</w:t>
       </w:r>
-      <w:proofErr w:type="spellEnd"/>
-      <w:r>
-        <w:t xml:space="preserve">), then the learner needs to take the </w:t>
-      </w:r>
-      <w:proofErr w:type="spellStart"/>
-      <w:r>
-        <w:t>MainD</w:t>
-      </w:r>
-      <w:proofErr w:type="spellEnd"/>
-      <w:r>
-        <w:t xml:space="preserve"> for both </w:t>
+      <w:r>
+        <w:t xml:space="preserve">), then the learner </w:t>
+      </w:r>
+      <w:r>
+        <w:t>should skip</w:t>
+      </w:r>
+      <w:r>
+        <w:t xml:space="preserve"> the MainD for both </w:t>
       </w:r>
       <w:r>
         <w:t>‘</w:t>
@@ -17391,6 +17368,7 @@
   <w:style w:type="character" w:default="1" w:styleId="DefaultParagraphFont">
     <w:name w:val="Default Paragraph Font"/>
     <w:uiPriority w:val="1"/>
+    <w:semiHidden/>
     <w:unhideWhenUsed/>
   </w:style>
   <w:style w:type="table" w:default="1" w:styleId="TableNormal">
